--- a/source_posters/Matsui1.docx
+++ b/source_posters/Matsui1.docx
@@ -45,29 +45,7 @@
           <w:szCs w:val="32"/>
           <w:lang w:val="en-GB"/>
         </w:rPr>
-        <w:t xml:space="preserve">solvent configuration </w:t>
-      </w:r>
-    </w:p>
-    <w:p>
-      <w:pPr>
-        <w:jc w:val="center"/>
-        <w:rPr>
-          <w:rFonts w:ascii="Times New Roman" w:hAnsi="Times New Roman" w:cs="Times New Roman"/>
-          <w:sz w:val="32"/>
-          <w:szCs w:val="32"/>
-          <w:lang w:val="en-GB"/>
-        </w:rPr>
-      </w:pPr>
-      <w:r>
-        <w:rPr>
-          <w:rFonts w:ascii="Times New Roman" w:hAnsi="Times New Roman" w:cs="Times New Roman" w:hint="eastAsia"/>
-          <w:b/>
-          <w:bCs/>
-          <w:sz w:val="32"/>
-          <w:szCs w:val="32"/>
-          <w:lang w:val="en-GB"/>
-        </w:rPr>
-        <w:t>based on Extended Molecular Ornstein-Zernike theory</w:t>
+        <w:t>solvent configuration based on Extended Molecular Ornstein-Zernike theory</w:t>
       </w:r>
     </w:p>
     <w:p>
@@ -237,7 +215,7 @@
           <w:rFonts w:ascii="Times New Roman" w:hAnsi="Times New Roman" w:cs="Times New Roman"/>
           <w:sz w:val="22"/>
           <w:szCs w:val="22"/>
-          <w:lang w:val="en-GB"/>
+          <w:lang w:val="it-IT"/>
         </w:rPr>
       </w:pPr>
       <w:r>
@@ -245,7 +223,7 @@
           <w:rFonts w:ascii="Times New Roman" w:hAnsi="Times New Roman" w:cs="Times New Roman"/>
           <w:sz w:val="22"/>
           <w:szCs w:val="22"/>
-          <w:lang w:val="en-GB"/>
+          <w:lang w:val="it-IT"/>
         </w:rPr>
         <w:t xml:space="preserve">e-mail: </w:t>
       </w:r>
@@ -254,7 +232,7 @@
           <w:rFonts w:ascii="Times New Roman" w:hAnsi="Times New Roman" w:cs="Times New Roman"/>
           <w:sz w:val="22"/>
           <w:szCs w:val="22"/>
-          <w:lang w:val="en-GB"/>
+          <w:lang w:val="it-IT"/>
         </w:rPr>
         <w:t>matsui.yusei.h0@s.mail.nagoya-u.ac.jp</w:t>
       </w:r>
@@ -263,7 +241,7 @@
       <w:pPr>
         <w:rPr>
           <w:rFonts w:ascii="Times New Roman" w:hAnsi="Times New Roman" w:cs="Times New Roman"/>
-          <w:lang w:val="en-GB"/>
+          <w:lang w:val="it-IT"/>
         </w:rPr>
       </w:pPr>
     </w:p>
@@ -703,6 +681,7 @@
         </w:rPr>
         <w:t>“</w:t>
       </w:r>
+      <w:proofErr w:type="spellStart"/>
       <w:r>
         <w:rPr>
           <w:rFonts w:ascii="Times New Roman" w:hAnsi="Times New Roman" w:cs="Times New Roman" w:hint="eastAsia"/>
@@ -710,6 +689,7 @@
         </w:rPr>
         <w:t>Placevent</w:t>
       </w:r>
+      <w:proofErr w:type="spellEnd"/>
       <w:r>
         <w:rPr>
           <w:rFonts w:ascii="Times New Roman" w:hAnsi="Times New Roman" w:cs="Times New Roman"/>
@@ -792,8 +772,17 @@
           <w:rFonts w:ascii="Times New Roman" w:hAnsi="Times New Roman" w:cs="Times New Roman" w:hint="eastAsia"/>
           <w:lang w:val="en-GB"/>
         </w:rPr>
-        <w:t>Molecular Placevent</w:t>
-      </w:r>
+        <w:t xml:space="preserve">Molecular </w:t>
+      </w:r>
+      <w:proofErr w:type="spellStart"/>
+      <w:r>
+        <w:rPr>
+          <w:rFonts w:ascii="Times New Roman" w:hAnsi="Times New Roman" w:cs="Times New Roman" w:hint="eastAsia"/>
+          <w:lang w:val="en-GB"/>
+        </w:rPr>
+        <w:t>Placevent</w:t>
+      </w:r>
+      <w:proofErr w:type="spellEnd"/>
       <w:r>
         <w:rPr>
           <w:rFonts w:ascii="Times New Roman" w:hAnsi="Times New Roman" w:cs="Times New Roman"/>
@@ -841,7 +830,21 @@
         <w:rPr>
           <w:rFonts w:ascii="Times New Roman" w:hAnsi="Times New Roman" w:cs="Times New Roman"/>
         </w:rPr>
-        <w:t xml:space="preserve">In the Molecular Placevent method, explicit solvent molecules are placed through an iterative procedure. In each iteration, the position </w:t>
+        <w:t xml:space="preserve">In the Molecular </w:t>
+      </w:r>
+      <w:proofErr w:type="spellStart"/>
+      <w:r>
+        <w:rPr>
+          <w:rFonts w:ascii="Times New Roman" w:hAnsi="Times New Roman" w:cs="Times New Roman"/>
+        </w:rPr>
+        <w:t>Placevent</w:t>
+      </w:r>
+      <w:proofErr w:type="spellEnd"/>
+      <w:r>
+        <w:rPr>
+          <w:rFonts w:ascii="Times New Roman" w:hAnsi="Times New Roman" w:cs="Times New Roman"/>
+        </w:rPr>
+        <w:t xml:space="preserve"> method, explicit solvent molecules are placed through an iterative procedure. In each iteration, the position </w:t>
       </w:r>
       <w:r>
         <w:rPr>
@@ -1147,8 +1150,16 @@
         <w:rPr>
           <w:rFonts w:ascii="Times New Roman" w:hAnsi="Times New Roman" w:cs="Times New Roman"/>
         </w:rPr>
-        <w:t>the molecular placevent</w:t>
-      </w:r>
+        <w:t xml:space="preserve">the molecular </w:t>
+      </w:r>
+      <w:proofErr w:type="spellStart"/>
+      <w:r>
+        <w:rPr>
+          <w:rFonts w:ascii="Times New Roman" w:hAnsi="Times New Roman" w:cs="Times New Roman"/>
+        </w:rPr>
+        <w:t>placevent</w:t>
+      </w:r>
+      <w:proofErr w:type="spellEnd"/>
       <w:r>
         <w:rPr>
           <w:rFonts w:ascii="Times New Roman" w:hAnsi="Times New Roman" w:cs="Times New Roman" w:hint="eastAsia"/>
@@ -1260,7 +1271,7 @@
         <w:ind w:firstLineChars="50" w:firstLine="120"/>
         <w:jc w:val="left"/>
         <w:rPr>
-          <w:rFonts w:ascii="Times New Roman" w:hAnsi="Times New Roman" w:cs="Times New Roman" w:hint="eastAsia"/>
+          <w:rFonts w:ascii="Times New Roman" w:hAnsi="Times New Roman" w:cs="Times New Roman"/>
           <w:lang w:val="en-GB"/>
         </w:rPr>
       </w:pPr>
@@ -1368,7 +1379,31 @@
                                 <w:szCs w:val="22"/>
                                 <w:lang w:val="en-GB"/>
                               </w:rPr>
-                              <w:t xml:space="preserve">molecular placevent method. </w:t>
+                              <w:t xml:space="preserve">molecular </w:t>
+                            </w:r>
+                            <w:proofErr w:type="spellStart"/>
+                            <w:r>
+                              <w:rPr>
+                                <w:rFonts w:ascii="Times New Roman" w:hAnsi="Times New Roman" w:cs="Times New Roman" w:hint="eastAsia"/>
+                                <w:bCs/>
+                                <w:i/>
+                                <w:sz w:val="22"/>
+                                <w:szCs w:val="22"/>
+                                <w:lang w:val="en-GB"/>
+                              </w:rPr>
+                              <w:t>placevent</w:t>
+                            </w:r>
+                            <w:proofErr w:type="spellEnd"/>
+                            <w:r>
+                              <w:rPr>
+                                <w:rFonts w:ascii="Times New Roman" w:hAnsi="Times New Roman" w:cs="Times New Roman" w:hint="eastAsia"/>
+                                <w:bCs/>
+                                <w:i/>
+                                <w:sz w:val="22"/>
+                                <w:szCs w:val="22"/>
+                                <w:lang w:val="en-GB"/>
+                              </w:rPr>
+                              <w:t xml:space="preserve"> method. </w:t>
                             </w:r>
                             <w:r>
                               <w:rPr>
@@ -1390,8 +1425,21 @@
                                 <w:szCs w:val="22"/>
                                 <w:lang w:val="en-GB"/>
                               </w:rPr>
-                              <w:t>n explict</w:t>
+                              <w:t xml:space="preserve">n </w:t>
                             </w:r>
+                            <w:proofErr w:type="spellStart"/>
+                            <w:r>
+                              <w:rPr>
+                                <w:rFonts w:ascii="Times New Roman" w:hAnsi="Times New Roman" w:cs="Times New Roman"/>
+                                <w:bCs/>
+                                <w:i/>
+                                <w:sz w:val="22"/>
+                                <w:szCs w:val="22"/>
+                                <w:lang w:val="en-GB"/>
+                              </w:rPr>
+                              <w:t>explict</w:t>
+                            </w:r>
+                            <w:proofErr w:type="spellEnd"/>
                             <w:r>
                               <w:rPr>
                                 <w:rFonts w:ascii="Times New Roman" w:hAnsi="Times New Roman" w:cs="Times New Roman" w:hint="eastAsia"/>
@@ -1606,7 +1654,23 @@
           <w:rFonts w:ascii="Times New Roman" w:hAnsi="Times New Roman" w:cs="Times New Roman" w:hint="eastAsia"/>
           <w:lang w:val="en-GB"/>
         </w:rPr>
-        <w:t xml:space="preserve">molecular placevent </w:t>
+        <w:t xml:space="preserve">molecular </w:t>
+      </w:r>
+      <w:proofErr w:type="spellStart"/>
+      <w:r>
+        <w:rPr>
+          <w:rFonts w:ascii="Times New Roman" w:hAnsi="Times New Roman" w:cs="Times New Roman" w:hint="eastAsia"/>
+          <w:lang w:val="en-GB"/>
+        </w:rPr>
+        <w:t>placevent</w:t>
+      </w:r>
+      <w:proofErr w:type="spellEnd"/>
+      <w:r>
+        <w:rPr>
+          <w:rFonts w:ascii="Times New Roman" w:hAnsi="Times New Roman" w:cs="Times New Roman" w:hint="eastAsia"/>
+          <w:lang w:val="en-GB"/>
+        </w:rPr>
+        <w:t xml:space="preserve"> </w:t>
       </w:r>
       <w:r>
         <w:rPr>
@@ -1807,46 +1871,101 @@
       <w:r>
         <w:rPr>
           <w:rFonts w:ascii="Times New Roman" w:hAnsi="Times New Roman" w:cs="Times New Roman"/>
-          <w:lang w:val="en-GB"/>
+          <w:lang w:val="it-IT"/>
         </w:rPr>
         <w:t>[</w:t>
       </w:r>
       <w:r>
         <w:rPr>
           <w:rFonts w:ascii="Times New Roman" w:hAnsi="Times New Roman" w:cs="Times New Roman" w:hint="eastAsia"/>
-          <w:lang w:val="en-GB"/>
+          <w:lang w:val="it-IT"/>
         </w:rPr>
         <w:t>2</w:t>
       </w:r>
       <w:r>
         <w:rPr>
           <w:rFonts w:ascii="Times New Roman" w:hAnsi="Times New Roman" w:cs="Times New Roman"/>
-          <w:lang w:val="en-GB"/>
+          <w:lang w:val="it-IT"/>
         </w:rPr>
         <w:t>]</w:t>
       </w:r>
       <w:r>
         <w:rPr>
           <w:rFonts w:ascii="Times New Roman" w:hAnsi="Times New Roman" w:cs="Times New Roman"/>
-          <w:lang w:val="en-GB"/>
+          <w:lang w:val="it-IT"/>
         </w:rPr>
         <w:tab/>
-      </w:r>
-      <w:r>
-        <w:rPr>
-          <w:rFonts w:ascii="Times New Roman" w:hAnsi="Times New Roman" w:cs="Times New Roman"/>
-          <w:lang w:val="en-GB"/>
-        </w:rPr>
-        <w:t xml:space="preserve">D. J. Sindhikara, N. Yoshida, F. Hirata, </w:t>
+        <w:t xml:space="preserve">D. J. </w:t>
+      </w:r>
+      <w:proofErr w:type="spellStart"/>
+      <w:r>
+        <w:rPr>
+          <w:rFonts w:ascii="Times New Roman" w:hAnsi="Times New Roman" w:cs="Times New Roman"/>
+          <w:lang w:val="it-IT"/>
+        </w:rPr>
+        <w:t>Sindhikara</w:t>
+      </w:r>
+      <w:proofErr w:type="spellEnd"/>
+      <w:r>
+        <w:rPr>
+          <w:rFonts w:ascii="Times New Roman" w:hAnsi="Times New Roman" w:cs="Times New Roman"/>
+          <w:lang w:val="it-IT"/>
+        </w:rPr>
+        <w:t xml:space="preserve">, N. Yoshida, F. </w:t>
+      </w:r>
+      <w:proofErr w:type="spellStart"/>
+      <w:r>
+        <w:rPr>
+          <w:rFonts w:ascii="Times New Roman" w:hAnsi="Times New Roman" w:cs="Times New Roman"/>
+          <w:lang w:val="it-IT"/>
+        </w:rPr>
+        <w:t>Hirata</w:t>
+      </w:r>
+      <w:proofErr w:type="spellEnd"/>
+      <w:r>
+        <w:rPr>
+          <w:rFonts w:ascii="Times New Roman" w:hAnsi="Times New Roman" w:cs="Times New Roman"/>
+          <w:lang w:val="it-IT"/>
+        </w:rPr>
+        <w:t xml:space="preserve">, </w:t>
       </w:r>
       <w:r>
         <w:rPr>
           <w:rFonts w:ascii="Times New Roman" w:hAnsi="Times New Roman" w:cs="Times New Roman"/>
           <w:i/>
           <w:iCs/>
-          <w:lang w:val="en-GB"/>
-        </w:rPr>
-        <w:t>J. Comput. Chem.</w:t>
+          <w:lang w:val="it-IT"/>
+        </w:rPr>
+        <w:t xml:space="preserve">J. </w:t>
+      </w:r>
+      <w:proofErr w:type="spellStart"/>
+      <w:r>
+        <w:rPr>
+          <w:rFonts w:ascii="Times New Roman" w:hAnsi="Times New Roman" w:cs="Times New Roman"/>
+          <w:i/>
+          <w:iCs/>
+          <w:lang w:val="it-IT"/>
+        </w:rPr>
+        <w:t>Comput</w:t>
+      </w:r>
+      <w:proofErr w:type="spellEnd"/>
+      <w:r>
+        <w:rPr>
+          <w:rFonts w:ascii="Times New Roman" w:hAnsi="Times New Roman" w:cs="Times New Roman"/>
+          <w:i/>
+          <w:iCs/>
+          <w:lang w:val="it-IT"/>
+        </w:rPr>
+        <w:t xml:space="preserve">. </w:t>
+      </w:r>
+      <w:r>
+        <w:rPr>
+          <w:rFonts w:ascii="Times New Roman" w:hAnsi="Times New Roman" w:cs="Times New Roman"/>
+          <w:i/>
+          <w:iCs/>
+          <w:lang w:val="en-GB"/>
+        </w:rPr>
+        <w:t>Chem.</w:t>
       </w:r>
       <w:r>
         <w:rPr>
@@ -2001,7 +2120,7 @@
 <w:hdr xmlns:wpc="http://schemas.microsoft.com/office/word/2010/wordprocessingCanvas" xmlns:cx="http://schemas.microsoft.com/office/drawing/2014/chartex" xmlns:cx1="http://schemas.microsoft.com/office/drawing/2015/9/8/chartex" xmlns:cx2="http://schemas.microsoft.com/office/drawing/2015/10/21/chartex" xmlns:cx3="http://schemas.microsoft.com/office/drawing/2016/5/9/chartex" xmlns:cx4="http://schemas.microsoft.com/office/drawing/2016/5/10/chartex" xmlns:cx5="http://schemas.microsoft.com/office/drawing/2016/5/11/chartex" xmlns:cx6="http://schemas.microsoft.com/office/drawing/2016/5/12/chartex" xmlns:cx7="http://schemas.microsoft.com/office/drawing/2016/5/13/chartex" xmlns:cx8="http://schemas.microsoft.com/office/drawing/2016/5/14/chartex" xmlns:mc="http://schemas.openxmlformats.org/markup-compatibility/2006" xmlns:aink="http://schemas.microsoft.com/office/drawing/2016/ink" xmlns:am3d="http://schemas.microsoft.com/office/drawing/2017/model3d" xmlns:o="urn:schemas-microsoft-com:office:office" xmlns:oel="http://schemas.microsoft.com/office/2019/extlst" xmlns:r="http://schemas.openxmlformats.org/officeDocument/2006/relationships" xmlns:m="http://schemas.openxmlformats.org/officeDocument/2006/math" xmlns:v="urn:schemas-microsoft-com:vml" xmlns:wp14="http://schemas.microsoft.com/office/word/2010/wordprocessingDrawing" xmlns:wp="http://schemas.openxmlformats.org/drawingml/2006/wordprocessingDrawing" xmlns:w10="urn:schemas-microsoft-com:office:word" xmlns:w="http://schemas.openxmlformats.org/wordprocessingml/2006/main" xmlns:w14="http://schemas.microsoft.com/office/word/2010/wordml" xmlns:w15="http://schemas.microsoft.com/office/word/2012/wordml" xmlns:w16cex="http://schemas.microsoft.com/office/word/2018/wordml/cex" xmlns:w16cid="http://schemas.microsoft.com/office/word/2016/wordml/cid" xmlns:w16="http://schemas.microsoft.com/office/word/2018/wordml" xmlns:w16du="http://schemas.microsoft.com/office/word/2023/wordml/word16du" xmlns:w16sdtdh="http://schemas.microsoft.com/office/word/2020/wordml/sdtdatahash" xmlns:w16sdtfl="http://schemas.microsoft.com/office/word/2024/wordml/sdtformatlock" xmlns:w16se="http://schemas.microsoft.com/office/word/2015/wordml/symex" xmlns:wpg="http://schemas.microsoft.com/office/word/2010/wordprocessingGroup" xmlns:wpi="http://schemas.microsoft.com/office/word/2010/wordprocessingInk" xmlns:wne="http://schemas.microsoft.com/office/word/2006/wordml" xmlns:wps="http://schemas.microsoft.com/office/word/2010/wordprocessingShape" mc:Ignorable="w14 w15 w16se w16cid w16 w16cex w16sdtdh w16sdtfl w16du wp14">
   <w:p>
     <w:pPr>
-      <w:pStyle w:val="a6"/>
+      <w:pStyle w:val="Header"/>
       <w:jc w:val="center"/>
       <w:rPr>
         <w:rFonts w:asciiTheme="minorHAnsi" w:hAnsiTheme="minorHAnsi" w:cs="Times New Roman"/>
@@ -2034,7 +2153,7 @@
   </w:p>
   <w:p>
     <w:pPr>
-      <w:pStyle w:val="a6"/>
+      <w:pStyle w:val="Header"/>
       <w:tabs>
         <w:tab w:val="clear" w:pos="4320"/>
       </w:tabs>
@@ -2097,6 +2216,7 @@
       </w:rPr>
       <w:t xml:space="preserve">), </w:t>
     </w:r>
+    <w:proofErr w:type="gramStart"/>
     <w:r>
       <w:rPr>
         <w:rFonts w:asciiTheme="minorHAnsi" w:hAnsiTheme="minorHAnsi" w:cs="Times New Roman"/>
@@ -2118,6 +2238,7 @@
       </w:rPr>
       <w:t>th</w:t>
     </w:r>
+    <w:proofErr w:type="gramEnd"/>
     <w:r>
       <w:rPr>
         <w:rFonts w:asciiTheme="minorHAnsi" w:hAnsiTheme="minorHAnsi" w:cs="Times New Roman"/>
@@ -2159,6 +2280,7 @@
       </w:rPr>
       <w:t xml:space="preserve"> </w:t>
     </w:r>
+    <w:proofErr w:type="gramStart"/>
     <w:r>
       <w:rPr>
         <w:rFonts w:asciiTheme="minorHAnsi" w:hAnsiTheme="minorHAnsi" w:cs="Times New Roman"/>
@@ -2177,7 +2299,18 @@
         <w:sz w:val="20"/>
         <w:szCs w:val="22"/>
       </w:rPr>
-      <w:t>, 202</w:t>
+      <w:t>,</w:t>
+    </w:r>
+    <w:proofErr w:type="gramEnd"/>
+    <w:r>
+      <w:rPr>
+        <w:rFonts w:asciiTheme="minorHAnsi" w:hAnsiTheme="minorHAnsi" w:cs="Times New Roman"/>
+        <w:b/>
+        <w:color w:val="7F7F7F" w:themeColor="text1" w:themeTint="80"/>
+        <w:sz w:val="20"/>
+        <w:szCs w:val="22"/>
+      </w:rPr>
+      <w:t xml:space="preserve"> 202</w:t>
     </w:r>
     <w:r>
       <w:rPr>
@@ -2633,7 +2766,7 @@
     <w:lsdException w:name="Unresolved Mention" w:semiHidden="1" w:uiPriority="99" w:unhideWhenUsed="1"/>
     <w:lsdException w:name="Smart Link" w:semiHidden="1" w:uiPriority="99" w:unhideWhenUsed="1"/>
   </w:latentStyles>
-  <w:style w:type="paragraph" w:default="1" w:styleId="a">
+  <w:style w:type="paragraph" w:default="1" w:styleId="Normal">
     <w:name w:val="Normal"/>
     <w:qFormat/>
     <w:pPr>
@@ -2642,20 +2775,20 @@
       <w:jc w:val="both"/>
     </w:pPr>
     <w:rPr>
-      <w:rFonts w:ascii="Palatino" w:eastAsia="ＭＳ 明朝" w:hAnsi="Palatino" w:cs="Palatino"/>
+      <w:rFonts w:ascii="Palatino" w:eastAsia="MS Mincho" w:hAnsi="Palatino" w:cs="Palatino"/>
       <w:color w:val="000000"/>
       <w:sz w:val="24"/>
       <w:szCs w:val="24"/>
       <w:lang w:val="en-US" w:eastAsia="ja-JP"/>
     </w:rPr>
   </w:style>
-  <w:style w:type="character" w:default="1" w:styleId="a0">
+  <w:style w:type="character" w:default="1" w:styleId="DefaultParagraphFont">
     <w:name w:val="Default Paragraph Font"/>
     <w:uiPriority w:val="1"/>
     <w:semiHidden/>
     <w:unhideWhenUsed/>
   </w:style>
-  <w:style w:type="table" w:default="1" w:styleId="a1">
+  <w:style w:type="table" w:default="1" w:styleId="TableNormal">
     <w:name w:val="Normal Table"/>
     <w:uiPriority w:val="99"/>
     <w:semiHidden/>
@@ -2670,15 +2803,15 @@
       </w:tblCellMar>
     </w:tblPr>
   </w:style>
-  <w:style w:type="numbering" w:default="1" w:styleId="a2">
+  <w:style w:type="numbering" w:default="1" w:styleId="NoList">
     <w:name w:val="No List"/>
     <w:uiPriority w:val="99"/>
     <w:semiHidden/>
     <w:unhideWhenUsed/>
   </w:style>
-  <w:style w:type="character" w:styleId="a3">
+  <w:style w:type="character" w:styleId="Hyperlink">
     <w:name w:val="Hyperlink"/>
-    <w:basedOn w:val="a0"/>
+    <w:basedOn w:val="DefaultParagraphFont"/>
     <w:uiPriority w:val="99"/>
     <w:rPr>
       <w:rFonts w:ascii="Times New Roman" w:hAnsi="Times New Roman" w:cs="Times New Roman"/>
@@ -2686,10 +2819,10 @@
       <w:u w:val="single"/>
     </w:rPr>
   </w:style>
-  <w:style w:type="paragraph" w:styleId="2">
+  <w:style w:type="paragraph" w:styleId="BodyText2">
     <w:name w:val="Body Text 2"/>
-    <w:basedOn w:val="a"/>
-    <w:link w:val="20"/>
+    <w:basedOn w:val="Normal"/>
+    <w:link w:val="BodyText2Char"/>
     <w:uiPriority w:val="99"/>
     <w:pPr>
       <w:ind w:firstLine="284"/>
@@ -2699,25 +2832,25 @@
       <w:szCs w:val="22"/>
     </w:rPr>
   </w:style>
-  <w:style w:type="character" w:customStyle="1" w:styleId="20">
-    <w:name w:val="本文 2 (文字)"/>
-    <w:basedOn w:val="a0"/>
-    <w:link w:val="2"/>
+  <w:style w:type="character" w:customStyle="1" w:styleId="BodyText2Char">
+    <w:name w:val="Body Text 2 Char"/>
+    <w:basedOn w:val="DefaultParagraphFont"/>
+    <w:link w:val="BodyText2"/>
     <w:uiPriority w:val="99"/>
     <w:semiHidden/>
     <w:locked/>
     <w:rPr>
-      <w:rFonts w:ascii="Palatino" w:eastAsia="ＭＳ 明朝" w:hAnsi="Palatino" w:cs="Palatino"/>
+      <w:rFonts w:ascii="Palatino" w:eastAsia="MS Mincho" w:hAnsi="Palatino" w:cs="Palatino"/>
       <w:color w:val="000000"/>
       <w:sz w:val="24"/>
       <w:szCs w:val="24"/>
       <w:lang w:val="en-US" w:eastAsia="ja-JP"/>
     </w:rPr>
   </w:style>
-  <w:style w:type="paragraph" w:styleId="a4">
+  <w:style w:type="paragraph" w:styleId="PlainText">
     <w:name w:val="Plain Text"/>
-    <w:basedOn w:val="a"/>
-    <w:link w:val="a5"/>
+    <w:basedOn w:val="Normal"/>
+    <w:link w:val="PlainTextChar"/>
     <w:uiPriority w:val="99"/>
     <w:pPr>
       <w:jc w:val="left"/>
@@ -2729,23 +2862,23 @@
       <w:szCs w:val="20"/>
     </w:rPr>
   </w:style>
-  <w:style w:type="character" w:customStyle="1" w:styleId="a5">
-    <w:name w:val="書式なし (文字)"/>
-    <w:basedOn w:val="a0"/>
-    <w:link w:val="a4"/>
+  <w:style w:type="character" w:customStyle="1" w:styleId="PlainTextChar">
+    <w:name w:val="Plain Text Char"/>
+    <w:basedOn w:val="DefaultParagraphFont"/>
+    <w:link w:val="PlainText"/>
     <w:uiPriority w:val="99"/>
     <w:semiHidden/>
     <w:locked/>
     <w:rPr>
-      <w:rFonts w:ascii="Courier New" w:eastAsia="ＭＳ 明朝" w:hAnsi="Courier New" w:cs="Courier New"/>
+      <w:rFonts w:ascii="Courier New" w:eastAsia="MS Mincho" w:hAnsi="Courier New" w:cs="Courier New"/>
       <w:color w:val="000000"/>
       <w:lang w:val="en-US" w:eastAsia="ja-JP"/>
     </w:rPr>
   </w:style>
-  <w:style w:type="paragraph" w:styleId="21">
+  <w:style w:type="paragraph" w:styleId="BodyTextIndent2">
     <w:name w:val="Body Text Indent 2"/>
-    <w:basedOn w:val="a"/>
-    <w:link w:val="22"/>
+    <w:basedOn w:val="Normal"/>
+    <w:link w:val="BodyTextIndent2Char"/>
     <w:uiPriority w:val="99"/>
     <w:pPr>
       <w:ind w:firstLine="284"/>
@@ -2758,25 +2891,25 @@
       <w:szCs w:val="22"/>
     </w:rPr>
   </w:style>
-  <w:style w:type="character" w:customStyle="1" w:styleId="22">
-    <w:name w:val="本文インデント 2 (文字)"/>
-    <w:basedOn w:val="a0"/>
-    <w:link w:val="21"/>
+  <w:style w:type="character" w:customStyle="1" w:styleId="BodyTextIndent2Char">
+    <w:name w:val="Body Text Indent 2 Char"/>
+    <w:basedOn w:val="DefaultParagraphFont"/>
+    <w:link w:val="BodyTextIndent2"/>
     <w:uiPriority w:val="99"/>
     <w:semiHidden/>
     <w:locked/>
     <w:rPr>
-      <w:rFonts w:ascii="Palatino" w:eastAsia="ＭＳ 明朝" w:hAnsi="Palatino" w:cs="Palatino"/>
+      <w:rFonts w:ascii="Palatino" w:eastAsia="MS Mincho" w:hAnsi="Palatino" w:cs="Palatino"/>
       <w:color w:val="000000"/>
       <w:sz w:val="24"/>
       <w:szCs w:val="24"/>
       <w:lang w:val="en-US" w:eastAsia="ja-JP"/>
     </w:rPr>
   </w:style>
-  <w:style w:type="paragraph" w:styleId="3">
+  <w:style w:type="paragraph" w:styleId="BodyTextIndent3">
     <w:name w:val="Body Text Indent 3"/>
-    <w:basedOn w:val="a"/>
-    <w:link w:val="30"/>
+    <w:basedOn w:val="Normal"/>
+    <w:link w:val="BodyTextIndent3Char"/>
     <w:uiPriority w:val="99"/>
     <w:pPr>
       <w:ind w:firstLine="284"/>
@@ -2789,25 +2922,25 @@
       <w:szCs w:val="22"/>
     </w:rPr>
   </w:style>
-  <w:style w:type="character" w:customStyle="1" w:styleId="30">
-    <w:name w:val="本文インデント 3 (文字)"/>
-    <w:basedOn w:val="a0"/>
-    <w:link w:val="3"/>
+  <w:style w:type="character" w:customStyle="1" w:styleId="BodyTextIndent3Char">
+    <w:name w:val="Body Text Indent 3 Char"/>
+    <w:basedOn w:val="DefaultParagraphFont"/>
+    <w:link w:val="BodyTextIndent3"/>
     <w:uiPriority w:val="99"/>
     <w:semiHidden/>
     <w:locked/>
     <w:rPr>
-      <w:rFonts w:ascii="Palatino" w:eastAsia="ＭＳ 明朝" w:hAnsi="Palatino" w:cs="Palatino"/>
+      <w:rFonts w:ascii="Palatino" w:eastAsia="MS Mincho" w:hAnsi="Palatino" w:cs="Palatino"/>
       <w:color w:val="000000"/>
       <w:sz w:val="16"/>
       <w:szCs w:val="16"/>
       <w:lang w:val="en-US" w:eastAsia="ja-JP"/>
     </w:rPr>
   </w:style>
-  <w:style w:type="paragraph" w:styleId="a6">
+  <w:style w:type="paragraph" w:styleId="Header">
     <w:name w:val="header"/>
-    <w:basedOn w:val="a"/>
-    <w:link w:val="a7"/>
+    <w:basedOn w:val="Normal"/>
+    <w:link w:val="HeaderChar"/>
     <w:uiPriority w:val="99"/>
     <w:rsid w:val="00E4528E"/>
     <w:pPr>
@@ -2817,25 +2950,25 @@
       </w:tabs>
     </w:pPr>
   </w:style>
-  <w:style w:type="character" w:customStyle="1" w:styleId="a7">
-    <w:name w:val="ヘッダー (文字)"/>
-    <w:basedOn w:val="a0"/>
-    <w:link w:val="a6"/>
+  <w:style w:type="character" w:customStyle="1" w:styleId="HeaderChar">
+    <w:name w:val="Header Char"/>
+    <w:basedOn w:val="DefaultParagraphFont"/>
+    <w:link w:val="Header"/>
     <w:uiPriority w:val="99"/>
     <w:semiHidden/>
     <w:locked/>
     <w:rPr>
-      <w:rFonts w:ascii="Palatino" w:eastAsia="ＭＳ 明朝" w:hAnsi="Palatino" w:cs="Palatino"/>
+      <w:rFonts w:ascii="Palatino" w:eastAsia="MS Mincho" w:hAnsi="Palatino" w:cs="Palatino"/>
       <w:color w:val="000000"/>
       <w:sz w:val="24"/>
       <w:szCs w:val="24"/>
       <w:lang w:val="en-US" w:eastAsia="ja-JP"/>
     </w:rPr>
   </w:style>
-  <w:style w:type="paragraph" w:styleId="a8">
+  <w:style w:type="paragraph" w:styleId="Footer">
     <w:name w:val="footer"/>
-    <w:basedOn w:val="a"/>
-    <w:link w:val="a9"/>
+    <w:basedOn w:val="Normal"/>
+    <w:link w:val="FooterChar"/>
     <w:uiPriority w:val="99"/>
     <w:rsid w:val="00E4528E"/>
     <w:pPr>
@@ -2845,33 +2978,33 @@
       </w:tabs>
     </w:pPr>
   </w:style>
-  <w:style w:type="character" w:customStyle="1" w:styleId="a9">
-    <w:name w:val="フッター (文字)"/>
-    <w:basedOn w:val="a0"/>
-    <w:link w:val="a8"/>
+  <w:style w:type="character" w:customStyle="1" w:styleId="FooterChar">
+    <w:name w:val="Footer Char"/>
+    <w:basedOn w:val="DefaultParagraphFont"/>
+    <w:link w:val="Footer"/>
     <w:uiPriority w:val="99"/>
     <w:semiHidden/>
     <w:locked/>
     <w:rPr>
-      <w:rFonts w:ascii="Palatino" w:eastAsia="ＭＳ 明朝" w:hAnsi="Palatino" w:cs="Palatino"/>
+      <w:rFonts w:ascii="Palatino" w:eastAsia="MS Mincho" w:hAnsi="Palatino" w:cs="Palatino"/>
       <w:color w:val="000000"/>
       <w:sz w:val="24"/>
       <w:szCs w:val="24"/>
       <w:lang w:val="en-US" w:eastAsia="ja-JP"/>
     </w:rPr>
   </w:style>
-  <w:style w:type="character" w:styleId="aa">
+  <w:style w:type="character" w:styleId="PageNumber">
     <w:name w:val="page number"/>
-    <w:basedOn w:val="a0"/>
+    <w:basedOn w:val="DefaultParagraphFont"/>
     <w:uiPriority w:val="99"/>
     <w:rsid w:val="00E4528E"/>
     <w:rPr>
       <w:rFonts w:cs="Times New Roman"/>
     </w:rPr>
   </w:style>
-  <w:style w:type="character" w:styleId="ab">
+  <w:style w:type="character" w:styleId="UnresolvedMention">
     <w:name w:val="Unresolved Mention"/>
-    <w:basedOn w:val="a0"/>
+    <w:basedOn w:val="DefaultParagraphFont"/>
     <w:uiPriority w:val="99"/>
     <w:semiHidden/>
     <w:unhideWhenUsed/>
@@ -2882,9 +3015,9 @@
       <w:shd w:val="clear" w:color="auto" w:fill="E1DFDD"/>
     </w:rPr>
   </w:style>
-  <w:style w:type="character" w:styleId="ac">
+  <w:style w:type="character" w:styleId="PlaceholderText">
     <w:name w:val="Placeholder Text"/>
-    <w:basedOn w:val="a0"/>
+    <w:basedOn w:val="DefaultParagraphFont"/>
     <w:uiPriority w:val="99"/>
     <w:semiHidden/>
     <w:rsid w:val="00A92B53"/>
